--- a/manuscript/word/volume_01/arc_01/ch_045.docx
+++ b/manuscript/word/volume_01/arc_01/ch_045.docx
@@ -165,7 +165,7 @@
           <w:color w:val="141414"/>
           <w:sz w:val="24"/>
         </w:rPr>
-        <w:t>word_count: 2715</w:t>
+        <w:t>word_count: 4140</w:t>
       </w:r>
     </w:p>
     <w:p>
@@ -810,7 +810,7 @@
           <w:color w:val="141414"/>
           <w:sz w:val="24"/>
         </w:rPr>
-        <w:t>Một tin nhắn Zalo từ anh Trưởng phòng tiếp thị gửi lúc bốn giờ chiều: *"An ơi, file kế hoạch chạy chiến dịch quý bốn cho nhãn hàng gia dụng em chỉnh sửa bảng tính dự toán ngân sách xong chưa? Sáng mai gửi anh sớm trước chín giờ để họp ban giám đốc nhé."*</w:t>
+        <w:t>Một tin nhắn từ kỹ sư Tuấn — phó phòng vận hành máy chủ của Viện Nghiên cứu Địa tầng và Năng lượng Nội sinh Đô thị — gửi qua cổng điều hành nội bộ lúc bốn giờ chiều: *"Anh An ơi, toàn bộ dữ liệu đo đạc thủy đạc và phổ rung chấn tầng sâu tại tọa độ ngã ba sông Nhà Bè chiều nay đã được nhóm kỹ thuật nạp vào mô hình phân tích rồi. Em đã gửi bảng đối soát và đồ thị áp suất qua email bảo mật, anh xem qua rồi ký duyệt điện tử giúp tụi em để sáng mai kịp nộp hồ sơ tổng hợp lên Viện trưởng Nam nhé."*</w:t>
       </w:r>
     </w:p>
     <w:p>
@@ -825,7 +825,7 @@
           <w:color w:val="141414"/>
           <w:sz w:val="24"/>
         </w:rPr>
-        <w:t>Tôi kéo ghế ngồi vào bàn, mở chiếc máy tính xách tay cũ lên. Những con số biểu phí, phân bổ ngân sách quảng cáo và bảng tiến độ công việc hiện ra trên màn hình. Tôi gõ bàn phím thoăn thoắt, hoàn thiện nốt hai bảng tính còn dở dang rồi đính kèm file gửi qua email công ty kèm lời nhắn: *"Em đã cập nhật số liệu chi tiết theo yêu cầu của anh. Chúc anh buổi tối vui vẻ."*</w:t>
+        <w:t>Tôi kéo ghế ngồi vào bàn, mở chiếc máy tính xách tay lên. Những dòng dữ liệu ma trận đệ quy, biểu đồ dòng chảy tầng đáy và các thông số suy giảm áp suất thủy tĩnh sau khi then xả áp Ngạc Khảm được mở hiện ra rõ ràng trên màn hình chuyên dụng. Với vai trò Giám đốc Kỹ thuật Dữ liệu, tôi chăm chú đối soát từng tham số thuật toán, kiểm tra lại biên độ dao động sóng của khối đá Huyết Ngọc rồi dùng khóa chữ ký số nội bộ phê duyệt toàn bộ tập dữ liệu. Xong xuôi, tôi gõ vài dòng phản hồi: *"Dữ liệu rất chuẩn xác, mô hình chạy ổn định. Em in bộ hồ sơ này ra, chín giờ sáng mai anh sẽ có mặt ở Viện để họp giao ban cùng Viện trưởng Nam."*</w:t>
       </w:r>
     </w:p>
     <w:p>
@@ -840,7 +840,7 @@
           <w:color w:val="141414"/>
           <w:sz w:val="24"/>
         </w:rPr>
-        <w:t>Vừa gửi xong email thì màn hình điện thoại lại rung lên. Lần này là cuộc gọi video từ mẹ ở quê.</w:t>
+        <w:t>Vừa gửi xong phản hồi thì màn hình điện thoại lại rung lên. Lần này là cuộc gọi video từ mẹ ở quê.</w:t>
       </w:r>
     </w:p>
     <w:p>
@@ -915,7 +915,7 @@
           <w:color w:val="141414"/>
           <w:sz w:val="24"/>
         </w:rPr>
-        <w:t>"Bố mày vừa ra trông vườn về, dạo này lưng ông ấy đỡ đau rồi nhờ có thuốc con gửi về đợt trước đấy. Mẹ nghe đài báo mấy bữa nay trong miền Nam mưa gió thất thường dữ lắm, con đi làm nhớ mang theo áo mưa nghe chưa, đừng có cậy khỏe mà tắm mưa rồi cảm lạnh. Tiền nhà tháng này có thiếu thốn gì không, bố mẹ vừa bán lứa lợn, nếu kẹt thì bảo bố chuyển cho một ít mà trang trải nghe con..."</w:t>
+        <w:t>"Bố mày vừa ra trông vườn về, dạo này lưng ông ấy đỡ đau rồi nhờ có thuốc con gửi về đợt trước đấy. Mẹ nghe đài báo mấy bữa nay trong miền Nam mưa gió thất thường dữ lắm, con đi làm nhớ mang theo áo mưa nghe chưa, đừng có cậy khỏe mà tắm mưa rồi cảm lạnh. Dạo này công việc ở Viện nghiên cứu có áp lực lắm không con? Bố mày cứ khoe khắp xóm là con trai làm giám đốc kỹ thuật ngoài thành phố, nhưng mẹ chỉ lo con thức đêm thức hôm gầy rộc người đi. Ăn uống nhớ bồi dưỡng nghe con, đừng có tiếc tiền..."</w:t>
       </w:r>
     </w:p>
     <w:p>
@@ -945,7 +945,7 @@
           <w:color w:val="141414"/>
           <w:sz w:val="24"/>
         </w:rPr>
-        <w:t>Đó chính là cội nguồn của tôi. Tôi không phải là một bậc siêu nhân thần thánh mang sứ mệnh gánh vác cõi trời đất nào cả; tôi chỉ là đứa con trai của mẹ, một đứa con sinh ra từ bùn đất quê hương, đang từng ngày nỗ lực bươn chải nơi đô thị để sống tự lập và chăm lo cho gia đình.</w:t>
+        <w:t>Đó chính là cội nguồn của tôi. Dù có mang danh Giám đốc Kỹ thuật Dữ liệu hay nắm giữ sức mạnh Thể Đạo phi phàm, tôi vẫn mãi là đứa con trai của mẹ, một đứa con sinh ra từ bùn đất quê hương, luôn khắc ghi bổn phận phụng dưỡng gia đình.</w:t>
       </w:r>
     </w:p>
     <w:p>
@@ -960,7 +960,7 @@
           <w:color w:val="141414"/>
           <w:sz w:val="24"/>
         </w:rPr>
-        <w:t>"Con không thiếu tiền đâu mẹ, tháng này con được thưởng dự án nữa, mai con gửi về cho mẹ mua sữa bồi bổ cho bố nhé. Mẹ ngủ sớm đi nha."</w:t>
+        <w:t>"Con không sao đâu mẹ, công việc ở Viện tuy nhiều việc nhưng con sắp xếp khoa học lắm, tháng này tiền lương và phụ cấp chuyên gia của con cao hơn trước nhiều, mai con chuyển khoản về cho mẹ gửi tiết kiệm và mua thêm thuốc bổ cho bố nhé. Mẹ ngủ sớm đi nha."</w:t>
       </w:r>
     </w:p>
     <w:p>
@@ -975,7 +975,7 @@
           <w:color w:val="141414"/>
           <w:sz w:val="24"/>
         </w:rPr>
-        <w:t>"Ừ, con cũng ngủ sớm đi nghe, đừng có thức khuya ôm cái máy tính hại mắt..."</w:t>
+        <w:t>"Ừ, con cũng ngủ sớm đi nghe, đừng có thức khuya quá hại người..."</w:t>
       </w:r>
     </w:p>
     <w:p>
@@ -1425,7 +1425,7 @@
           <w:color w:val="141414"/>
           <w:sz w:val="24"/>
         </w:rPr>
-        <w:t>*Thứ nhất, Thể Đạo phàm nhân lấy thân xác làm lò luyện, lấy cơm áo gạo tiền và lao động trần thế làm củi lửa. Đừng bao giờ xa rời cuộc sống hiện thực. Hãy làm việc chăm chỉ, ăn uống đủ chất dinh dưỡng, hiếu kính cha mẹ và giữ trọn bổn phận của một con người bình thường giữa xã hội.*</w:t>
+        <w:t>*Thứ nhất, Thể Đạo phàm nhân lấy thân xác làm lò luyện, lấy lao động trần thế và tinh thần trách nhiệm làm củi lửa. Đừng bao giờ xa rời cuộc sống hiện thực. Hãy cống hiến trí tuệ cho đời, ăn uống đủ chất dinh dưỡng, hiếu kính cha mẹ và giữ trọn bổn phận của một con người chính trực giữa xã hội.*</w:t>
       </w:r>
     </w:p>
     <w:p>

--- a/manuscript/word/volume_01/arc_01/ch_045.docx
+++ b/manuscript/word/volume_01/arc_01/ch_045.docx
@@ -15,7 +15,7 @@
         </w:rPr>
         <w:t>PHÁ TRỜI</w:t>
         <w:br/>
-        <w:t>CHƯƠNG 45: ÁNH ĐÈN BÌNH THẠNH VÀ GIẤC NGỦ TRẦM MIÊN</w:t>
+        <w:t>CHƯƠNG 45: LÂM TỊCH TRẦM MIÊN VÀ NGƯỜI GÁC CỔNG CÔ ĐỘC</w:t>
       </w:r>
     </w:p>
     <w:p>
@@ -75,7 +75,7 @@
           <w:color w:val="141414"/>
           <w:sz w:val="24"/>
         </w:rPr>
-        <w:t>title: "Ánh Đèn Bình Thạnh Và Giấc Ngủ Trầm Miên"</w:t>
+        <w:t>title: "Lâm Tịch Trầm Miên Và Người Gác Cổng Cô Độc"</w:t>
       </w:r>
     </w:p>
     <w:p>
@@ -165,7 +165,7 @@
           <w:color w:val="141414"/>
           <w:sz w:val="24"/>
         </w:rPr>
-        <w:t>word_count: 4140</w:t>
+        <w:t>word_count: 3120</w:t>
       </w:r>
     </w:p>
     <w:p>
@@ -195,7 +195,7 @@
           <w:color w:val="141414"/>
           <w:sz w:val="24"/>
         </w:rPr>
-        <w:t>Ba giờ ba mươi phút chiều.</w:t>
+        <w:t>Bốn giờ chiều ngày mùng bảy tháng Mười năm 2026.</w:t>
       </w:r>
     </w:p>
     <w:p>
@@ -210,7 +210,7 @@
           <w:color w:val="141414"/>
           <w:sz w:val="24"/>
         </w:rPr>
-        <w:t>Chiếc tàu khảo sát `Đại Dương 09` từ từ giảm tốc độ, rẽ những lọn sóng đục ngầu phù sa tấp vào cầu cảng Tân Thuận ở mạn Quận 7.</w:t>
+        <w:t>Tiếng van xả khí của buồng giải áp cao áp trên tàu `Đại Dương 09` rít lên một hồi dài rồi từ từ hạ dần áp lực về mức một atmosphere.</w:t>
       </w:r>
     </w:p>
     <w:p>
@@ -225,7 +225,7 @@
           <w:color w:val="141414"/>
           <w:sz w:val="24"/>
         </w:rPr>
-        <w:t>Tiếng còi tàu rúc lên một hồi dài báo hiệu cập bến, xé toạc không gian oi nồng của buổi xế trưa phương Nam. Xung quanh tôi, nhịp điệu thường nhật của cảng biển sầm uất nhất nhì thành phố lập tức ùa vào màng nhĩ: tiếng cần cẩu khổng lồ gầm gừ nâng những thùng hàng container bốn mươi feet, tiếng còi xe đầu kéo bấm inh ỏi, tiếng những người công nhân mặc áo phản quang vàng huýt sáo chuyền dây buộc mũi tàu.</w:t>
+        <w:t>Khi cánh cửa thép tròn mở toang, luồng không khí ấm nồng của buổi chiều phương Nam tràn vào lồng ngực tôi. Bác sĩ quân y đứng bên ngoài lập tức bước tới, cẩn thận kiểm tra các điện cực gắn trên ngực tôi cùng dải băng nẹp cố định quanh hai cẳng tay.</w:t>
       </w:r>
     </w:p>
     <w:p>
@@ -240,7 +240,7 @@
           <w:color w:val="141414"/>
           <w:sz w:val="24"/>
         </w:rPr>
-        <w:t>Đứng bên lan can boong tàu, tôi hít một hơi thật sâu làn gió lộng mang theo mùi dầu máy, mùi gỉ sắt và mùi nước ngọt sông ngòi. Sau gần một giờ đồng hồ giam mình dưới áp lực năm mươi mét nước buốt giá, được hít thở bầu không khí ngập tràn hơi ấm trần gian này bỗng trở thành một đặc ân giản dị đến nghẹn ngào.</w:t>
+        <w:t>"Thật là khó tin..." Người bác sĩ trẻ nhìn vào màn hình máy siêu âm xương di động, lắc đầu với vẻ mặt ngỡ ngàng tột độ: "Các vết nứt rạn vi mô trên màng xương và thân xương trụ của hai cánh tay cậu... chỉ sau ba tiếng thở oxy cao áp mà các mô tế bào liên kết đã tự động khép miệng với tốc độ kinh ngạc! Nhịp tim của cậu đã ổn định ở mức sáu mươi nhịp trên phút, không còn bất kỳ dấu hiệu ngộ độc khí nén nào."</w:t>
       </w:r>
     </w:p>
     <w:p>
@@ -255,7 +255,7 @@
           <w:color w:val="141414"/>
           <w:sz w:val="24"/>
         </w:rPr>
-        <w:t>"Cậu An, vào phòng điều hành ký biên bản xác nhận số liệu đo đạc nào!"</w:t>
+        <w:t>Tôi mỉm cười nhẹ, khẽ cử động mười đầu ngón tay.</w:t>
       </w:r>
     </w:p>
     <w:p>
@@ -270,7 +270,7 @@
           <w:color w:val="141414"/>
           <w:sz w:val="24"/>
         </w:rPr>
-        <w:t>Tiếng Tiến sĩ Trịnh Hoài Nam vọng ra từ cửa cabin chỉ huy. Tôi quay người bước vào trong.</w:t>
+        <w:t>Bên dưới lớp da thịt còn vương những vết bầm tím, tủy xương Luyện Cốt sơ kỳ đang âm thầm tỏa ra một luồng nhiệt lưu ấm áp dịu dàng. Dòng máu nóng Tam Chu Thiên không ngừng luân chuyển, cần mẫn vận chuyển dinh dưỡng để hàn gắn từng vết rạn nứt mà kiếm ý Băng Phách viễn cổ đã để lại. Nỗi đau xé thịt rách tủy dưới đáy sông bốn mươi mét ban trưa đã lắng xuống, đổi lại là một cảm giác kiên định, đậm đặc chưa từng có của khung xương phàm trần.</w:t>
       </w:r>
     </w:p>
     <w:p>
@@ -285,7 +285,7 @@
           <w:color w:val="141414"/>
           <w:sz w:val="24"/>
         </w:rPr>
-        <w:t>Trên chiếc bàn hội chẩn bằng inox trải rộng các bản đồ trắc đạc thủy văn và màn hình biểu đồ áp lực nước vừa được cập nhật trực tiếp từ các cảm biến thả nổi ở ngã ba sông Nhà Bè. Đại úy Hùng và chú Phan Thanh Tùng đang chăm chú soi từng đường cong đồ thị.</w:t>
+        <w:t>"Còn tình hình của đồng chí Dũng thế nào rồi bác sĩ?" Tôi hỏi, giọng còn hơi khàn do dư chấn áp suất.</w:t>
       </w:r>
     </w:p>
     <w:p>
@@ -300,7 +300,7 @@
           <w:color w:val="141414"/>
           <w:sz w:val="24"/>
         </w:rPr>
-        <w:t>"Số liệu cuối cùng trước khi chúng ta nhổ neo đây," Tiến sĩ Nam đẩy gọng kính cận, chỉ đầu bút dạ vào dải đồ thị màu xanh lá cây đang duỗi thẳng tắp: "Sau khi then xả áp phụ được mở ra và nút cây mục bị cuốn trôi, lưu tốc dòng chảy ngầm ở đáy sông Soài Rạp đã giảm từ hai phẩy sáu mét trên giây xuống còn không phẩy bảy mét trên giây — hoàn toàn nằm trong ngưỡng an toàn thủy lực tự nhiên. Chênh lệch áp suất thủy tĩnh giữa hai vách Thủy Môn đã triệt tiêu hoàn toàn về mức không."</w:t>
+        <w:t>"Đồng chí Dũng đã qua cơn nguy kịch, thân nhiệt đã tăng lên ba mươi sáu độ năm," bác sĩ đáp, nhưng ánh mắt thoáng hiện vẻ hoang mang tột cùng: "Thế nhưng, mảnh giáp titan bọc cẳng tay của cậu ấy... khi chúng tôi đưa vào máy quang phổ huỳnh quang tia X để phân tích thì phát hiện toàn bộ cấu trúc mạng tinh thể kim loại đã bị phân rã hoàn toàn thành một dạng bột vô định hình. Không có bất kỳ dấu vết nào của axit hay chất oxy hóa phàm trần... Đó là sự phân rã ở cấp độ hạ nguyên tử mà khoa học hiện đại chưa từng ghi nhận."</w:t>
       </w:r>
     </w:p>
     <w:p>
@@ -315,7 +315,7 @@
           <w:color w:val="141414"/>
           <w:sz w:val="24"/>
         </w:rPr>
-        <w:t>"Còn khối đá hình cầu trên đỉnh vòm thì sao, anh Nam?" Tôi hỏi, mắt hướng về bức ảnh chụp quang phổ hồng ngoại.</w:t>
+        <w:t>Tôi lặng im, đưa mắt nhìn sang căn phòng họp tác chiến của tàu qua khung cửa kính cách âm.</w:t>
       </w:r>
     </w:p>
     <w:p>
@@ -330,7 +330,7 @@
           <w:color w:val="141414"/>
           <w:sz w:val="24"/>
         </w:rPr>
-        <w:t>"Cảm biến nhiệt và bức xạ cơ học ghi nhận nó đã hoàn toàn nguội đi," Tiến sĩ Nam gật đầu, vẻ mặt nhẹ nhõm rõ rệt: "Nhiệt độ bề mặt khối đá thạch anh chu sa đã hạ xuống mười tám độ xê, đồng nhất với nhiệt độ lớp nước bùn đáy sâu. Hiện tượng ma sát áp điện gây ra ánh đỏ và kích động dòng xoáy đã biến mất một trăm phần trăm. Khối cự thạch đó đã trở về trạng thái trơ về mặt vật lý."</w:t>
+        <w:t>Ở đó, không khí căng thẳng bao trùm. Đại úy Trần Văn Hùng, Tiến sĩ Trịnh Hoài Nam và chú Phan Thanh Tùng đang tham gia một cuộc họp giao ban trực tuyến bảo mật cấp độ cao nhất với đại diện Thường trực Ủy ban Nhân dân Thành phố và Bộ Tư lệnh Hải quân.</w:t>
       </w:r>
     </w:p>
     <w:p>
@@ -345,7 +345,7 @@
           <w:color w:val="141414"/>
           <w:sz w:val="24"/>
         </w:rPr>
-        <w:t>Chú Tùng lật nhẹ cuốn sổ tay bìa da cũ kỹ, cẩn thận ghi lại từng chỉ số bằng chiếc bút máy đã mòn ngòi:</w:t>
+        <w:t>Trên màn hình lớn là bản kết luận kỹ thuật được đóng dấu đỏ chót: **TẬP MẬT QUỐC GIA — NIÊM PHONG VĨNH VIỄN**.</w:t>
       </w:r>
     </w:p>
     <w:p>
@@ -360,7 +360,7 @@
           <w:color w:val="141414"/>
           <w:sz w:val="24"/>
         </w:rPr>
-        <w:t>"Tổ tiên chúng ta ngày xưa chọn đúng vị trí đới đứt gãy để dựng đập xả áp ngầm quả thực là một kỳ tích xây dựng. Họ không hề chống lại sức mạnh của dòng sông; họ chỉ nắn dòng, tạo then cài để điều tiết khi con nước đỏ thượng nguồn đổ về quá xiết. May mắn là chúng ta đã tìm ra then trượt Ngạc Khảm đúng lúc, không làm tổn hại đến di sản ngàn năm dưới đáy bùn."</w:t>
+        <w:t>Toàn bộ các biểu đồ từ trường xoắn ốc ngược, số liệu tán xạ sonar dị thường và mẫu kim loại titan bị phân rã đều được chuyển vào kho lưu trữ tuyệt mật. Bản thông cáo báo chí gửi ra ngoài chỉ vỏn vẹn ba dòng: *"Hiện tượng đổi màu nước cục bộ tại ngã ba sông Nhà Bè do túi bùn khoáng ngầm giải tỏa tự nhiên đã chấm dứt; luồng hàng hải Soài Rạp và Lòng Tàu mở lại bình thường từ mười sáu giờ ba mươi phút."*</w:t>
       </w:r>
     </w:p>
     <w:p>
@@ -375,7 +375,7 @@
           <w:color w:val="141414"/>
           <w:sz w:val="24"/>
         </w:rPr>
-        <w:t>Đại úy Hùng đặt chiếc bút bi xuống góc bàn, dập dấu mộc đỏ chót của Đội Đặc nhiệm Hải quân lên ba bản báo cáo kỹ thuật:</w:t>
+        <w:t>Đó là sự bảo vệ tối thượng cho sự bình yên của mười triệu cư dân đô thị. Thế giới hiện đại chưa sẵn sàng, và có lẽ không bao giờ nên biết rằng ngay dưới chân họ, một vết rạn phong ấn viễn cổ vừa suýt chút nữa mở toang cánh cửa dẫn tới vực sâu hủy diệt.</w:t>
       </w:r>
     </w:p>
     <w:p>
@@ -390,7 +390,7 @@
           <w:color w:val="141414"/>
           <w:sz w:val="24"/>
         </w:rPr>
-        <w:t>"Báo cáo gửi Cảng vụ Hàng hải TP.HCM và Ủy ban Nhân dân Thành phố đã được biên soạn theo đúng quy chuẩn khoa học: Điểm nghẽn dòng chảy tại luồng hàng hải Soài Rạp do trầm tích và chướng ngại vật hữu cơ tích tụ lâu năm gây ra chênh lệch áp suất đáy đã được khảo sát và xử lý giải tỏa an toàn bằng phương án tháo gỡ cơ học; luồng hàng hải chính thức mở lại cho tàu trọng tải lớn lưu thông từ mười sáu giờ chiều nay."</w:t>
+        <w:t>Năm giờ ba mươi phút chiều.</w:t>
       </w:r>
     </w:p>
     <w:p>
@@ -405,7 +405,7 @@
           <w:color w:val="141414"/>
           <w:sz w:val="24"/>
         </w:rPr>
-        <w:t>Không có một chữ nào về huyền thuật, không có một dòng nào nhắc tới những hiện tượng vượt ngoài tầm hiểu biết của phàm trần. Đó là sự chuẩn mực tuyệt đối của kỷ luật hành chính và an ninh trật tự. Thế giới hiện đại vận hành dựa trên những chứng cứ đo đạc rõ ràng, và trật tự của mười triệu cư dân thành phố được bảo toàn nguyên vẹn sau lớp vỏ bọc bình yên ấy.</w:t>
+        <w:t>Chiếc tàu `Đại Dương 09` cập mạn cầu cảng Tân Thuận.</w:t>
       </w:r>
     </w:p>
     <w:p>
@@ -420,7 +420,7 @@
           <w:color w:val="141414"/>
           <w:sz w:val="24"/>
         </w:rPr>
-        <w:t>"Cậu An," Đại úy Hùng bước tới, siết chặt bàn tay tôi bằng cái bắt tay rắn rỏi của người lính biển: "Cảm ơn cậu. Tinh thần bình tĩnh và khả năng thích ứng với áp suất nước sâu của cậu khiến toàn đội lặn vô cùng nể phục. Số điện thoại của tôi cậu đã lưu rồi, sau này nếu có dịp ghé qua Lữ đoàn, tôi mời cậu bữa cơm thân mật."</w:t>
+        <w:t>Tôi bước xuống boong tàu trong bộ thường phục giản dị. Đại úy Hùng bước tới tiễn tôi bên chân cầu cảng, bàn tay rắn rỏi của người chỉ huy đặc nhiệm siết chặt vai tôi bằng một sự kính trọng tuyệt đối:</w:t>
       </w:r>
     </w:p>
     <w:p>
@@ -435,7 +435,7 @@
           <w:color w:val="141414"/>
           <w:sz w:val="24"/>
         </w:rPr>
-        <w:t>"Cảm ơn Đại úy, cảm ơn chú Tùng và anh Nam đã hỗ trợ tôi suốt chuyến đi," tôi cười đáp lễ.</w:t>
+        <w:t>"Cậu An... tôi là người lính biển, cả đời chỉ tin vào súng đạn và kỷ luật quân đội. Nhưng những gì cậu đã làm dưới đáy sông bốn mươi mét trưa nay... toàn thể Đội Đặc nhiệm và cá nhân tôi nợ cậu một mạng sống. Sau này, bất kể khi nào cậu cần, hải quân chúng tôi luôn sẵn sàng sát cánh bên cậu."</w:t>
       </w:r>
     </w:p>
     <w:p>
@@ -450,7 +450,7 @@
           <w:color w:val="141414"/>
           <w:sz w:val="24"/>
         </w:rPr>
-        <w:t>Năm giờ chiều.</w:t>
+        <w:t>"Cảm ơn Đại úy. Mong đồng chí Dũng mau chóng bình phục," tôi cười đáp lễ.</w:t>
       </w:r>
     </w:p>
     <w:p>
@@ -465,7 +465,7 @@
           <w:color w:val="141414"/>
           <w:sz w:val="24"/>
         </w:rPr>
-        <w:t>Tôi bước xuống cầu cảng, đi bộ vào bãi giữ xe của trạm bảo vệ Cảng vụ. Nhận lại chiếc ba lô vải dù sờn góc cùng chùm chìa khóa, tôi dắt chiếc xe Wave Alpha bạc màu quen thuộc ra khỏi hàng xe.</w:t>
+        <w:t>Vì hai cánh tay còn đang được cố định lớp nẹp vải mềm để xương tủy tự hàn gắn, tôi không dắt chiếc xe máy Wave Alpha tại bãi xe cảng vụ, mà đón một chuyến taxi công nghệ trở về Bình Thạnh.</w:t>
       </w:r>
     </w:p>
     <w:p>
@@ -480,7 +480,7 @@
           <w:color w:val="141414"/>
           <w:sz w:val="24"/>
         </w:rPr>
-        <w:t>*Bẹp... Bẹp... Tạch tạch tạch!*</w:t>
+        <w:t>Ngồi trên băng ghế sau của chiếc taxi, nhìn qua khung cửa kính xe, tôi ngắm nhìn dòng người ken đặc trong giờ tan tầm trên cầu Tân Thuận và đường Nguyễn Tất Thành.</w:t>
       </w:r>
     </w:p>
     <w:p>
@@ -495,7 +495,7 @@
           <w:color w:val="141414"/>
           <w:sz w:val="24"/>
         </w:rPr>
-        <w:t>Cú đạp nổ máy dứt khoát làm ống bô xe rung lên từng nhịp giòn tan, nhả ra làn khói mỏng thơm mùi xăng quen thuộc. Cảm giác ngồi lên chiếc yên xe máy hơi cứng, đội chiếc mũ bảo hiểm nửa đầu cũ kỹ và nắm lấy tay ga bằng đôi bàn tay còn vương chút vết hằn của găng tay cao su dày cộp kéo tôi trở về nguyên vẹn với thân phận của một thanh niên công sở bình thường giữa lòng Sài Gòn.</w:t>
+        <w:t>Tiếng còi xe máy inh ỏi, khói bụi mịt mù, những người mẹ chở con tan trường, những chiếc xe đẩy bán cá viên chiên bốc khói ngào ngạt bên lề đường...</w:t>
       </w:r>
     </w:p>
     <w:p>
@@ -510,7 +510,7 @@
           <w:color w:val="141414"/>
           <w:sz w:val="24"/>
         </w:rPr>
-        <w:t>Tôi hòa mình vào dòng xe cộ ken đặc trên đường Huỳnh Tấn Phát.</w:t>
+        <w:t>Mới ba tiếng trước, tôi còn ở dưới cõi địa ngục đen tối của đáy sông Nhà Bè, đối mặt với sự xâm thực của thế lực Hư Không Tha Hóa ngoài hành tinh; vậy mà lúc này, xung quanh tôi lại là nhịp sống hối hả, bình dị và ồn ã của trần gian. Sự tương phản mãnh liệt ấy khiến khóe mắt tôi cay cay. Tôi hiểu rằng, sự bình yên tầm thường này đáng giá biết bao, và cái giá của sự rạn xương nứt tủy trưa nay là hoàn toàn xứng đáng.</w:t>
       </w:r>
     </w:p>
     <w:p>
@@ -525,7 +525,7 @@
           <w:color w:val="141414"/>
           <w:sz w:val="24"/>
         </w:rPr>
-        <w:t>Giờ tan tầm của một ngày thứ Tư giữa tháng Mười. Cầu Tân Thuận nối sang đường Nguyễn Tất Thành đặc quánh những hàng xe máy nối đuôi nhau nhích từng mét một dưới ánh nắng chiều vàng vọt. Tiếng còi xe máy bấm giục giã, tiếng động cơ gầm gừ, mùi khói xe nồng nặc hòa cùng tiếng cười nói rôm rả của từng tốp học sinh trường Nguyễn Tất Thành vừa tan tiết học chiều.</w:t>
+        <w:t>Bảy giờ tối.</w:t>
       </w:r>
     </w:p>
     <w:p>
@@ -540,7 +540,7 @@
           <w:color w:val="141414"/>
           <w:sz w:val="24"/>
         </w:rPr>
-        <w:t>Chạy men theo bờ sông qua cầu Khánh Hội, nhìn sang mạn bến Bạch Đằng và những tòa cao ốc bằng kính sáng loáng của Quận 1 đang bắt đầu lên đèn, tôi bỗng nhận ra sự tương phản kỳ vĩ của cuộc đời: Mới hai tiếng trước, tôi còn ở dưới độ sâu gần bốn mươi mét bùn lầy tối tăm, đối mặt với hàng vạn tấn nước nén nghẹt thở và công trình ngầm ngàn năm tuổi; còn lúc này, tôi đang kẹt giữa làn xe máy trên đường Tôn Đức Thắng, lo lắng xem chút nữa qua ngã tư Hàng Xanh có bị ngập nước hay không.</w:t>
+        <w:t>Chiếc taxi dừng trước con hẻm nhỏ trên đường D2, quận Bình Thạnh.</w:t>
       </w:r>
     </w:p>
     <w:p>
@@ -555,7 +555,7 @@
           <w:color w:val="141414"/>
           <w:sz w:val="24"/>
         </w:rPr>
-        <w:t>Sáu giờ ba mươi phút chiều.</w:t>
+        <w:t>Tôi ghé vào quán cháo quen thuộc đầu hẻm, mua một phần cháo sườn hột vịt bắc thảo nóng hổi rồi chậm rãi bước lên căn gác trọ tầng ba của mình.</w:t>
       </w:r>
     </w:p>
     <w:p>
@@ -570,7 +570,7 @@
           <w:color w:val="141414"/>
           <w:sz w:val="24"/>
         </w:rPr>
-        <w:t>Bụng tôi réo lên từng hồi cồn cào dữ dội. Lượng calo khổng lồ tiêu hao trong mười tám phút lặn sâu và cú vận chuyển Khí Huyết xoay then đồng đang khiến từng tế bào trong cơ thể tôi đòi hỏi năng lượng bù đắp.</w:t>
+        <w:t>Căn phòng trọ mười lăm mét vuông đón tôi bằng sự tĩnh lặng quen thuộc. Chiếc quạt trần quay chậm rãi xua đi hơi nóng tích tụ cả ngày, khung cửa sổ nhỏ mở ra bầu trời đêm thành phố lấp lánh muôn ngàn ánh đèn.</w:t>
       </w:r>
     </w:p>
     <w:p>
@@ -585,7 +585,7 @@
           <w:color w:val="141414"/>
           <w:sz w:val="24"/>
         </w:rPr>
-        <w:t>Tôi tấp xe vào một quán cơm tấm bình dân quen thuộc bên vỉa hè đường Ung Văn Khiêm, Bình Thạnh.</w:t>
+        <w:t>Tôi ngồi vào bàn, húp từng muỗng cháo nóng. Vị ngọt đậm đà của nước hầm xương, vị béo bùi của trứng bắc thảo và hơi ấm của gừng tươi nhanh chóng lan tỏa khắp dạ dày, cung cấp nguồn calo dồi dào để cơ thể tiếp tục bồi bổ khí huyết.</w:t>
       </w:r>
     </w:p>
     <w:p>
@@ -600,7 +600,7 @@
           <w:color w:val="141414"/>
           <w:sz w:val="24"/>
         </w:rPr>
-        <w:t>Khói than nướng thịt sườn bay nghi ngút từ chiếc bếp lò đặt ngay trước cửa quán, tỏa ra một mùi thơm ngậy đến tê dại khứu giác.</w:t>
+        <w:t>Ăn xong, tôi mở chiếc máy tính xách tay lên.</w:t>
       </w:r>
     </w:p>
     <w:p>
@@ -615,7 +615,7 @@
           <w:color w:val="141414"/>
           <w:sz w:val="24"/>
         </w:rPr>
-        <w:t>"Cho con một đĩa sườn bì chả trứng ốp la, thêm chén mỡ hành tóp mỡ với đĩa cơm thêm nha cô Năm!" Tôi gọi to khi vừa bước vào chiếc bàn inox trong góc.</w:t>
+        <w:t>Trên cổng thông tin điều hành nội bộ của Viện Nghiên cứu Địa tầng và Năng lượng Nội sinh Đô thị, hộp thư của Giám đốc Kỹ thuật Dữ liệu đã nhận được tệp báo cáo mã hóa từ kỹ sư Tuấn:</w:t>
       </w:r>
     </w:p>
     <w:p>
@@ -630,7 +630,7 @@
           <w:color w:val="141414"/>
           <w:sz w:val="24"/>
         </w:rPr>
-        <w:t>"Có ngay con ơi! Bữa nay nhìn thằng nhỏ coi bộ hốc hác dữ, đi làm công trình ngoài nắng về hả mậy?" Người phụ nữ đứng bếp đon đả vừa lật miếng sườn vàng ươm vừa cười hỏi.</w:t>
+        <w:t>*"Báo cáo Giám đốc Minh An, toàn bộ các trạm quan trắc địa kỹ thuật tại Ba Son, Thủ Thiêm và Nhà Bè đã được thiết lập chế độ cô lập dữ liệu theo lệnh của Hội đồng Khoa học. Em đã chuyển đổi toàn bộ thuật toán phân tích về trạng thái thụ động. Kính gửi anh duyệt biên bản đóng hồ sơ sự cố."*</w:t>
       </w:r>
     </w:p>
     <w:p>
@@ -645,7 +645,7 @@
           <w:color w:val="141414"/>
           <w:sz w:val="24"/>
         </w:rPr>
-        <w:t>"Dạ, con mới đi khảo sát ven sông về cô." Tôi cười xòa.</w:t>
+        <w:t>Tôi lướt ngón tay trên bàn phím, kiểm tra lại chữ ký bảo mật rồi dùng mã khóa cá nhân phê chuẩn lệnh đóng hồ sơ. Trách nhiệm công việc của một người đứng đầu kỹ thuật dữ liệu đã được hoàn tất một cách trọn vẹn, không để lại bất kỳ kẽ hở nào cho sự hoang mang lan truyền ra xã hội.</w:t>
       </w:r>
     </w:p>
     <w:p>
@@ -660,7 +660,7 @@
           <w:color w:val="141414"/>
           <w:sz w:val="24"/>
         </w:rPr>
-        <w:t>Năm phút sau, đĩa cơm tấm đầy ắp được bưng ra: miếng sườn cốt lết nướng cháy cạnh thơm lừng, miếng chả trứng vàng ruộm, sợi bì dai mềm rắc đẫm hành lá phi mỡ bóng loáng, kèm theo một chén canh xà lách xoong nấu thịt bằm nóng hổi và chén nước mắm tỏi ớt kẹo ngọt cay nồng.</w:t>
+        <w:t>Đúng lúc đó, chiếc điện thoại đặt bên cạnh màn hình bỗng rung lên từng hồi chuông ấm áp. Cuộc gọi video từ mẹ ở quê.</w:t>
       </w:r>
     </w:p>
     <w:p>
@@ -675,7 +675,7 @@
           <w:color w:val="141414"/>
           <w:sz w:val="24"/>
         </w:rPr>
-        <w:t>Tôi cầm muỗng nĩa, cắm cúi ăn một mạch. Vị ngọt đậm đà của thịt, vị bùi béo của mỡ hành, hạt cơm tấm khô ráo dẻo bùi quyện trong nước mắm chua ngọt tạo nên một phong vị trần thế ngon đến rơi nước mắt. Sau khi húp cạn muỗng canh cuối cùng và uống cạn ly trà đá to tướng mát lạnh buốt tận chân răng, tôi mới thở phào một hơi thỏa mãn. Luồng nhiệt lượng từ tinh bột và đạm nhanh chóng được dạ dày tiêu hóa, chuyển hóa thành dòng dinh dưỡng âm thầm tưới tắm khắp các bó cơ đang mỏi nhừ.</w:t>
+        <w:t>Tôi vội vàng kéo tay áo thun xuống che đi dải băng nẹp ở cẳng tay, hít một hơi thật sâu để giọng nói trở nên khỏe khoắn rồi bấm nút nhận cuộc gọi.</w:t>
       </w:r>
     </w:p>
     <w:p>
@@ -690,7 +690,7 @@
           <w:color w:val="141414"/>
           <w:sz w:val="24"/>
         </w:rPr>
-        <w:t>Bảy giờ mười lăm phút tối.</w:t>
+        <w:t>Gương mặt hiền từ, phúc hậu của mẹ hiện lên trên màn hình, phía sau là gian bếp nhỏ ấm cúng ánh lửa củi:</w:t>
       </w:r>
     </w:p>
     <w:p>
@@ -705,7 +705,7 @@
           <w:color w:val="141414"/>
           <w:sz w:val="24"/>
         </w:rPr>
-        <w:t>Tôi chạy xe về đến con hẻm nhỏ trên đường D2, dắt xe vào tầng trệt ngôi nhà trọ ba tầng rồi bước lên căn phòng của mình.</w:t>
+        <w:t>"An hả con? Bữa nay đi làm về muộn thế con? Đã ăn uống gì chưa?"</w:t>
       </w:r>
     </w:p>
     <w:p>
@@ -720,7 +720,7 @@
           <w:color w:val="141414"/>
           <w:sz w:val="24"/>
         </w:rPr>
-        <w:t>Căn phòng trọ nhỏ rộng chừng mười lăm mét vuông đón tôi bằng bầu không khí quen thuộc: chiếc nệm mỏng gấp gọn gàng nơi góc tường, chiếc quạt trần quay chậm rãi, giá sách kỹ thuật xếp ngay ngắn và chiếc bàn làm việc đặt cạnh khung cửa sổ mở ra khoảng trời đêm Bình Thạnh.</w:t>
+        <w:t>"Dạ con vừa ăn bát cháo nóng xong mẹ ơi," tôi mỉm cười, ánh mắt ngập tràn sự dịu dàng: "Hôm nay Viện có chuyến khảo sát thực địa ven sông, con mới về phòng nghỉ. Ở nhà bố mẹ thế nào rồi mẹ?"</w:t>
       </w:r>
     </w:p>
     <w:p>
@@ -735,7 +735,7 @@
           <w:color w:val="141414"/>
           <w:sz w:val="24"/>
         </w:rPr>
-        <w:t>Tôi cởi bỏ bộ quần áo lấm lem bụi đất, bước vào phòng tắm vặn vòi hoa sen.</w:t>
+        <w:t>"Bố mày vừa uống nước chè xanh ngoài hiên xong, dạo này uống thuốc con gửi về thấy bảo lưng nhẹ nhõm hẳn rồi. Mẹ nghe đài báo dưới mạn Nhà Bè bữa nay có hiện tượng sương mù với triều cường dị thường dữ lắm, tàu bè phải cấm luồng, mẹ cứ lo con đi làm ngoài đó lại dầm mưa cảm lạnh. Dạo này làm lãnh đạo kỹ thuật ở Viện có vất vả lắm không con? Bố mày cứ tự hào khoe với bà con trong họ là con trai làm giám đốc ngoài thành phố, nhưng mẹ chỉ mong con giữ gìn sức khỏe, ăn uống cho có da có thịt, đừng có thức khuya quá nghe con..."</w:t>
       </w:r>
     </w:p>
     <w:p>
@@ -750,7 +750,7 @@
           <w:color w:val="141414"/>
           <w:sz w:val="24"/>
         </w:rPr>
-        <w:t>Dòng nước ấm xối xả chảy từ đỉnh đầu xuống bờ vai, gột rửa sạch sẽ vị mặn mòi của nước sông lợ và lớp bùn khoáng chu sa bám trong kẽ móng tay. Đứng trước tấm gương soi mờ hơi nước, tôi nhìn lại cơ thể mình:</w:t>
+        <w:t>Nghe từng lời dặn dò mộc mạc, chan chứa tình yêu thương của mẹ, lắng nghe tiếng dế mèn rả rích nơi quê nhà xa xôi vọng qua chiếc loa điện thoại, một luồng hơi ấm ngập tràn trái tim tôi.</w:t>
       </w:r>
     </w:p>
     <w:p>
@@ -765,7 +765,7 @@
           <w:color w:val="141414"/>
           <w:sz w:val="24"/>
         </w:rPr>
-        <w:t>Sau gần nửa tháng kiên trì rèn luyện Thể Đạo kết hợp giữa bài quyền Tam Chu Thiên và thử thách khắc nghiệt dưới đáy sông chiều nay, vóc dáng của tôi đã có sự thay đổi rõ rệt. Lớp mỡ thừa dưới da đã biến mất hoàn toàn, thay vào đó là những dải cơ bắp săn chắc, thon gọn nhưng kết cấu cực kỳ đậm đặc. Khung xương sườn và cột sống dường như cứng cáp hơn, ánh mắt đen sâu thẳm toát lên vẻ trầm tĩnh, kiên định của người đã từng bước qua lằn ranh sinh tử.</w:t>
+        <w:t>Dù tôi có mang danh Giám đốc Kỹ thuật Dữ liệu, dù tôi có gánh trên vai trọng trách của một người tu luyện Thể Đạo đối đầu với thế lực ngoài hành tinh, thì tận sâu trong tâm hồn, tôi vẫn mãi là đứa con trai nhỏ bé của mẹ. Mẹ chính là chiếc mỏ neo sắt đá giữ chặt linh hồn tôi ở lại với cõi phàm trần này, nhắc nhở tôi lý do tối thượng để kiên cường chiến đấu.</w:t>
       </w:r>
     </w:p>
     <w:p>
@@ -780,7 +780,7 @@
           <w:color w:val="141414"/>
           <w:sz w:val="24"/>
         </w:rPr>
-        <w:t>Bước ra khỏi phòng tắm trong chiếc áo thun và quần lửng cotton mềm mại, tôi với tay lấy chiếc điện thoại đặt trên bàn làm việc.</w:t>
+        <w:t>"Con khỏe lắm mẹ ơi, công việc ở Viện rất tốt, tháng này con được khen thưởng dự án lớn, mai con chuyển tiền về mẹ nhớ mua thêm yến sào bồi bổ cho bố mẹ nhé. Mẹ ngủ sớm đi nha."</w:t>
       </w:r>
     </w:p>
     <w:p>
@@ -795,7 +795,7 @@
           <w:color w:val="141414"/>
           <w:sz w:val="24"/>
         </w:rPr>
-        <w:t>Màn hình sáng lên với một loạt thông báo dồn dập:</w:t>
+        <w:t>"Ừ, con cũng nghỉ sớm đi con..."</w:t>
       </w:r>
     </w:p>
     <w:p>
@@ -810,7 +810,7 @@
           <w:color w:val="141414"/>
           <w:sz w:val="24"/>
         </w:rPr>
-        <w:t>Một tin nhắn từ kỹ sư Tuấn — phó phòng vận hành máy chủ của Viện Nghiên cứu Địa tầng và Năng lượng Nội sinh Đô thị — gửi qua cổng điều hành nội bộ lúc bốn giờ chiều: *"Anh An ơi, toàn bộ dữ liệu đo đạc thủy đạc và phổ rung chấn tầng sâu tại tọa độ ngã ba sông Nhà Bè chiều nay đã được nhóm kỹ thuật nạp vào mô hình phân tích rồi. Em đã gửi bảng đối soát và đồ thị áp suất qua email bảo mật, anh xem qua rồi ký duyệt điện tử giúp tụi em để sáng mai kịp nộp hồ sơ tổng hợp lên Viện trưởng Nam nhé."*</w:t>
+        <w:t>Cuộc gọi kết thúc. Căn phòng trọ lại trở về với sự yên ắng thanh bình.</w:t>
       </w:r>
     </w:p>
     <w:p>
@@ -825,7 +825,7 @@
           <w:color w:val="141414"/>
           <w:sz w:val="24"/>
         </w:rPr>
-        <w:t>Tôi kéo ghế ngồi vào bàn, mở chiếc máy tính xách tay lên. Những dòng dữ liệu ma trận đệ quy, biểu đồ dòng chảy tầng đáy và các thông số suy giảm áp suất thủy tĩnh sau khi then xả áp Ngạc Khảm được mở hiện ra rõ ràng trên màn hình chuyên dụng. Với vai trò Giám đốc Kỹ thuật Dữ liệu, tôi chăm chú đối soát từng tham số thuật toán, kiểm tra lại biên độ dao động sóng của khối đá Huyết Ngọc rồi dùng khóa chữ ký số nội bộ phê duyệt toàn bộ tập dữ liệu. Xong xuôi, tôi gõ vài dòng phản hồi: *"Dữ liệu rất chuẩn xác, mô hình chạy ổn định. Em in bộ hồ sơ này ra, chín giờ sáng mai anh sẽ có mặt ở Viện để họp giao ban cùng Viện trưởng Nam."*</w:t>
+        <w:t>Chín giờ ba mươi phút tối.</w:t>
       </w:r>
     </w:p>
     <w:p>
@@ -840,7 +840,7 @@
           <w:color w:val="141414"/>
           <w:sz w:val="24"/>
         </w:rPr>
-        <w:t>Vừa gửi xong phản hồi thì màn hình điện thoại lại rung lên. Lần này là cuộc gọi video từ mẹ ở quê.</w:t>
+        <w:t>Tôi tắt ngọn đèn tuýp trên trần, chỉ để lại ánh sáng vàng dìu dịu của chiếc đèn bàn. Tôi bước tới tấm chiếu cói giữa sàn, tháo lớp băng nẹp mềm ra khỏi hai cánh tay, rồi ngồi xếp bằng theo tư thế ngũ tâm triều thiên.</w:t>
       </w:r>
     </w:p>
     <w:p>
@@ -855,7 +855,7 @@
           <w:color w:val="141414"/>
           <w:sz w:val="24"/>
         </w:rPr>
-        <w:t>Tôi vội bấm nút nhận cuộc gọi.</w:t>
+        <w:t>Khép hờ mi mắt, tôi dẫn luồng nhiệt lưu Khí Huyết từ đan điền chậm rãi dâng lên.</w:t>
       </w:r>
     </w:p>
     <w:p>
@@ -870,7 +870,7 @@
           <w:color w:val="141414"/>
           <w:sz w:val="24"/>
         </w:rPr>
-        <w:t>Gương mặt rám nắng, hiền từ của mẹ hiện lên trên màn hình điện thoại, phía sau là gian bếp nhỏ quen thuộc ở vùng quê trung du với ánh lửa bập bùng từ bếp củi:</w:t>
+        <w:t>Dưới sự lắng đọng tuyệt đối của tâm thức, tôi bắt đầu nhìn sâu vào bên trong cơ thể mình. Từng tế bào, từng thớ cơ và đặc biệt là hai trăm linh sáu mảnh xương tủy đang ngân lên một thanh âm trầm hùng như chuông đồng cổ. Dù bị rạn nứt vi mô sau cú phản chấn của kiếm ý viễn cổ, nhưng chính nhờ trải qua thử thách sinh tử tàn khốc ấy, lớp cốt màng của tôi đã được tôi luyện trở nên kiên cố, đậm đặc hơn gấp bội.</w:t>
       </w:r>
     </w:p>
     <w:p>
@@ -885,172 +885,7 @@
           <w:color w:val="141414"/>
           <w:sz w:val="24"/>
         </w:rPr>
-        <w:t>"An hả con? Ăn cơm nước gì chưa? Dạo này công việc trên đó có bận lắm không con?"</w:t>
-      </w:r>
-    </w:p>
-    <w:p>
-      <w:pPr>
-        <w:spacing w:line="300" w:lineRule="auto" w:after="120"/>
-        <w:ind w:firstLine="432"/>
-        <w:jc w:val="both"/>
-      </w:pPr>
-      <w:r>
-        <w:rPr>
-          <w:rFonts w:ascii="Times New Roman" w:hAnsi="Times New Roman"/>
-          <w:color w:val="141414"/>
-          <w:sz w:val="24"/>
-        </w:rPr>
-        <w:t>"Dạ con vừa ăn cơm xong mẹ ơi. Con mới tắm xong, đang ngồi nghỉ," tôi mỉm cười, giọng nói vô thức mềm lại: "Ở nhà bố mẹ có khỏe không? Vườn cam năm nay được mùa không mẹ?"</w:t>
-      </w:r>
-    </w:p>
-    <w:p>
-      <w:pPr>
-        <w:spacing w:line="300" w:lineRule="auto" w:after="120"/>
-        <w:ind w:firstLine="432"/>
-        <w:jc w:val="both"/>
-      </w:pPr>
-      <w:r>
-        <w:rPr>
-          <w:rFonts w:ascii="Times New Roman" w:hAnsi="Times New Roman"/>
-          <w:color w:val="141414"/>
-          <w:sz w:val="24"/>
-        </w:rPr>
-        <w:t>"Bố mày vừa ra trông vườn về, dạo này lưng ông ấy đỡ đau rồi nhờ có thuốc con gửi về đợt trước đấy. Mẹ nghe đài báo mấy bữa nay trong miền Nam mưa gió thất thường dữ lắm, con đi làm nhớ mang theo áo mưa nghe chưa, đừng có cậy khỏe mà tắm mưa rồi cảm lạnh. Dạo này công việc ở Viện nghiên cứu có áp lực lắm không con? Bố mày cứ khoe khắp xóm là con trai làm giám đốc kỹ thuật ngoài thành phố, nhưng mẹ chỉ lo con thức đêm thức hôm gầy rộc người đi. Ăn uống nhớ bồi dưỡng nghe con, đừng có tiếc tiền..."</w:t>
-      </w:r>
-    </w:p>
-    <w:p>
-      <w:pPr>
-        <w:spacing w:line="300" w:lineRule="auto" w:after="120"/>
-        <w:ind w:firstLine="432"/>
-        <w:jc w:val="both"/>
-      </w:pPr>
-      <w:r>
-        <w:rPr>
-          <w:rFonts w:ascii="Times New Roman" w:hAnsi="Times New Roman"/>
-          <w:color w:val="141414"/>
-          <w:sz w:val="24"/>
-        </w:rPr>
-        <w:t>Nghe giọng mẹ dặn dò từng li từng tí, nghe tiếng gà con ríu rít tìm mẹ và tiếng gió xào xạc luồn qua rặng tre đầu ngõ vọng qua chiếc loa điện thoại, sống mũi tôi bỗng cay cay.</w:t>
-      </w:r>
-    </w:p>
-    <w:p>
-      <w:pPr>
-        <w:spacing w:line="300" w:lineRule="auto" w:after="120"/>
-        <w:ind w:firstLine="432"/>
-        <w:jc w:val="both"/>
-      </w:pPr>
-      <w:r>
-        <w:rPr>
-          <w:rFonts w:ascii="Times New Roman" w:hAnsi="Times New Roman"/>
-          <w:color w:val="141414"/>
-          <w:sz w:val="24"/>
-        </w:rPr>
-        <w:t>Đó chính là cội nguồn của tôi. Dù có mang danh Giám đốc Kỹ thuật Dữ liệu hay nắm giữ sức mạnh Thể Đạo phi phàm, tôi vẫn mãi là đứa con trai của mẹ, một đứa con sinh ra từ bùn đất quê hương, luôn khắc ghi bổn phận phụng dưỡng gia đình.</w:t>
-      </w:r>
-    </w:p>
-    <w:p>
-      <w:pPr>
-        <w:spacing w:line="300" w:lineRule="auto" w:after="120"/>
-        <w:ind w:firstLine="432"/>
-        <w:jc w:val="both"/>
-      </w:pPr>
-      <w:r>
-        <w:rPr>
-          <w:rFonts w:ascii="Times New Roman" w:hAnsi="Times New Roman"/>
-          <w:color w:val="141414"/>
-          <w:sz w:val="24"/>
-        </w:rPr>
-        <w:t>"Con không sao đâu mẹ, công việc ở Viện tuy nhiều việc nhưng con sắp xếp khoa học lắm, tháng này tiền lương và phụ cấp chuyên gia của con cao hơn trước nhiều, mai con chuyển khoản về cho mẹ gửi tiết kiệm và mua thêm thuốc bổ cho bố nhé. Mẹ ngủ sớm đi nha."</w:t>
-      </w:r>
-    </w:p>
-    <w:p>
-      <w:pPr>
-        <w:spacing w:line="300" w:lineRule="auto" w:after="120"/>
-        <w:ind w:firstLine="432"/>
-        <w:jc w:val="both"/>
-      </w:pPr>
-      <w:r>
-        <w:rPr>
-          <w:rFonts w:ascii="Times New Roman" w:hAnsi="Times New Roman"/>
-          <w:color w:val="141414"/>
-          <w:sz w:val="24"/>
-        </w:rPr>
-        <w:t>"Ừ, con cũng ngủ sớm đi nghe, đừng có thức khuya quá hại người..."</w:t>
-      </w:r>
-    </w:p>
-    <w:p>
-      <w:pPr>
-        <w:spacing w:line="300" w:lineRule="auto" w:after="120"/>
-        <w:ind w:firstLine="432"/>
-        <w:jc w:val="both"/>
-      </w:pPr>
-      <w:r>
-        <w:rPr>
-          <w:rFonts w:ascii="Times New Roman" w:hAnsi="Times New Roman"/>
-          <w:color w:val="141414"/>
-          <w:sz w:val="24"/>
-        </w:rPr>
-        <w:t>Cuộc gọi tắt đi, để lại một khoảng lặng êm đềm đến lạ kỳ.</w:t>
-      </w:r>
-    </w:p>
-    <w:p>
-      <w:pPr>
-        <w:spacing w:line="300" w:lineRule="auto" w:after="120"/>
-        <w:ind w:firstLine="432"/>
-        <w:jc w:val="both"/>
-      </w:pPr>
-      <w:r>
-        <w:rPr>
-          <w:rFonts w:ascii="Times New Roman" w:hAnsi="Times New Roman"/>
-          <w:color w:val="141414"/>
-          <w:sz w:val="24"/>
-        </w:rPr>
-        <w:t>Tám giờ bốn mươi lăm phút tối.</w:t>
-      </w:r>
-    </w:p>
-    <w:p>
-      <w:pPr>
-        <w:spacing w:line="300" w:lineRule="auto" w:after="120"/>
-        <w:ind w:firstLine="432"/>
-        <w:jc w:val="both"/>
-      </w:pPr>
-      <w:r>
-        <w:rPr>
-          <w:rFonts w:ascii="Times New Roman" w:hAnsi="Times New Roman"/>
-          <w:color w:val="141414"/>
-          <w:sz w:val="24"/>
-        </w:rPr>
-        <w:t>Tôi tắt ngọn đèn tuýp trên trần nhà, chỉ để lại chiếc đèn bàn màu vàng nhạt. Tôi bước tới tấm chiếu cói trải giữa sàn, ngồi xếp bằng theo tư thế ngũ tâm triều thiên.</w:t>
-      </w:r>
-    </w:p>
-    <w:p>
-      <w:pPr>
-        <w:spacing w:line="300" w:lineRule="auto" w:after="120"/>
-        <w:ind w:firstLine="432"/>
-        <w:jc w:val="both"/>
-      </w:pPr>
-      <w:r>
-        <w:rPr>
-          <w:rFonts w:ascii="Times New Roman" w:hAnsi="Times New Roman"/>
-          <w:color w:val="141414"/>
-          <w:sz w:val="24"/>
-        </w:rPr>
-        <w:t>Hít sâu một hơi qua cánh mũi, tôi dẫn luồng khí ấm áp từ đan điền chậm rãi luân chuyển qua từng đốt sống lưng theo chu trình Tam Chu Thiên.</w:t>
-      </w:r>
-    </w:p>
-    <w:p>
-      <w:pPr>
-        <w:spacing w:line="300" w:lineRule="auto" w:after="120"/>
-        <w:ind w:firstLine="432"/>
-        <w:jc w:val="both"/>
-      </w:pPr>
-      <w:r>
-        <w:rPr>
-          <w:rFonts w:ascii="Times New Roman" w:hAnsi="Times New Roman"/>
-          <w:color w:val="141414"/>
-          <w:sz w:val="24"/>
-        </w:rPr>
-        <w:t>Dưới sự lắng dịu của tâm trí, tôi có thể cảm nhận rõ ràng từng biến chuyển cơ học bên trong cơ thể: Áp lực nước khổng lồ buổi chiều nay giống như một chiếc búa tạ ngàn cân đã rèn giũa khối quặng thô, ép chặt từng thớ cơ và màng xương của tôi lại với nhau. Các khớp xương kêu lên những tiếng tí tách thật khẽ, tủy xương ấm nóng tỏa ra một nguồn sinh lực dồi dào, vững chắc. Cảnh giới Luyện Cốt sơ kỳ — vốn có phần non nớt sau những ngày đầu đột phá — nay đã hoàn toàn củng cố sâu sắc, hòa quyện làm một với thể xác phàm nhân.</w:t>
+        <w:t>Tôi có thể cảm nhận rõ ràng: Bình cảnh của Luyện Cốt sơ kỳ đã hoàn toàn bị phá vỡ. Một ngưỡng cửa mới của Thể Đạo đang âm thầm mở ra trước mắt tôi.</w:t>
       </w:r>
     </w:p>
     <w:p>
@@ -1080,7 +915,7 @@
           <w:color w:val="141414"/>
           <w:sz w:val="24"/>
         </w:rPr>
-        <w:t>Một tiếng gọi khẽ khàng như tiếng gió thoảng vang lên ngay giữa tâm thức tôi.</w:t>
+        <w:t>Một thanh âm vô cùng yếu ớt, mỏng manh như một sợi tơ bỗng vang lên từ nơi sâu thẳm nhất trong thức hải.</w:t>
       </w:r>
     </w:p>
     <w:p>
@@ -1095,7 +930,7 @@
           <w:color w:val="141414"/>
           <w:sz w:val="24"/>
         </w:rPr>
-        <w:t>Hư ảnh của Lâm Tịch dần hiện ra trong tâm trí. Nhưng khác với vẻ lộng lẫy, sắc lạnh của một nữ kiếm tiên từng đứng giữa phong ba bão táp, nàng lúc này khoác một dải lụa trắng mỏng manh, dáng người hư ảo đến mức gần như trong suốt. Gương mặt thanh tú của nàng lộ rõ nét mệt mỏi, suy kiệt, nhưng khóe môi lại khẽ cong lên một nụ cười nhẹ nhõm, an nhiên.</w:t>
+        <w:t>Tôi giật mình tập trung ý niệm.</w:t>
       </w:r>
     </w:p>
     <w:p>
@@ -1110,7 +945,7 @@
           <w:color w:val="141414"/>
           <w:sz w:val="24"/>
         </w:rPr>
-        <w:t>Nàng hướng ánh nhìn qua khung cửa sổ phòng trọ của tôi, chăm chú ngắm nhìn bầu trời đêm thành phố.</w:t>
+        <w:t>Trước mắt tôi, giữa không gian tâm thức mờ mịt, hư ảnh của Lâm Tịch dần hiện ra.</w:t>
       </w:r>
     </w:p>
     <w:p>
@@ -1125,7 +960,7 @@
           <w:color w:val="141414"/>
           <w:sz w:val="24"/>
         </w:rPr>
-        <w:t>Từ tầng ba nhìn ra, Sài Gòn về đêm hiện lên như một dòng sông ánh sáng bất tận: Tòa tháp Landmark 81 sừng sững vươn lên giữa tầng mây với dải đèn led đa sắc đổi màu liên tục; những nhịp cầu cạn bê tông của tuyến đường sắt đô thị uốn lượn qua những rặng cây xanh; hàng vạn vệt đèn xe máy rực đỏ đan xen trên các ngả đường lớn; và văng vẳng từ con hẻm bên dưới là tiếng lách cách gõ lóng báng của người bán hủ tiếu dạo hòa cùng tiếng trẻ con nô đùa rộn rã.</w:t>
+        <w:t>Thế nhưng, khác hẳn với vẻ uy nghi, lộng lẫy của một nữ kiếm tiên từng đứng ngạo nghễ giữa chín tầng mây, bóng hình của nàng lúc này gần như trong suốt, tà áo trắng hư ảo chập chờn tựa như một làn khói sương sắp tan biến vào hư vô. Gương mặt thanh tú của nàng lộ rõ vẻ tiều tụy, suy kiệt tột cùng, thanh kiếm tàn Băng Phách Trảm Tuyết sau lưng nàng đã tắt ngấm toàn bộ ánh hào quang, trở về hình hài một mảnh kim loại đen rỉ sét nằm im lìm trong bóng tối.</w:t>
       </w:r>
     </w:p>
     <w:p>
@@ -1140,7 +975,7 @@
           <w:color w:val="141414"/>
           <w:sz w:val="24"/>
         </w:rPr>
-        <w:t>*"Một thế giới thật kỳ lạ..."* Lâm Tịch khẽ thì thầm, thanh âm mang theo sự rung cảm sâu xa tự đáy lòng.</w:t>
+        <w:t>"Lâm Tịch! Cô thế nào rồi?" Tôi lo lắng thốt lên trong ý niệm.</w:t>
       </w:r>
     </w:p>
     <w:p>
@@ -1155,7 +990,7 @@
           <w:color w:val="141414"/>
           <w:sz w:val="24"/>
         </w:rPr>
-        <w:t>"Cô cảm thấy thế giới này thế nào?" Tôi hỏi nàng trong ý niệm.</w:t>
+        <w:t>Khóe môi Lâm Tịch khẽ nở một nụ cười mờ nhạt, ánh mắt nàng nhìn tôi ngập tràn sự thán phục và xúc động sâu xa:</w:t>
       </w:r>
     </w:p>
     <w:p>
@@ -1170,7 +1005,7 @@
           <w:color w:val="141414"/>
           <w:sz w:val="24"/>
         </w:rPr>
-        <w:t>*"Ở thời đại của ta..."* Ánh mắt Lâm Tịch nhìn xa xăm, như đang lần giở lại những trang ký ức ngàn năm đã phủ bụi: *"Trời đất bao la vô tận, linh khí dạt dào như biển lớn. Nhưng thế giới ấy lại tàn khốc và lạnh lẽo khôn cùng. Kẻ mạnh nắm giữ thần thông khai sơn phá thạch, ngự kiếm bay qua chín tầng trời, nhìn sinh linh vạn dặm bên dưới không khác gì cỏ rác sâu kiến. Để tranh đoạt một cọng linh thảo hay một tấc linh mạch, các tông môn có thể đánh chìm cả một dãy núi, chém giết hàng chục vạn sinh mạng mà không hề chớp mắt.*</w:t>
+        <w:t>*"Ta không sao... nhưng nhát kiếm Băng Phách trưa nay đã rút cạn những sợi tàn lực nguyên thần cuối cùng của ta.*</w:t>
       </w:r>
     </w:p>
     <w:p>
@@ -1185,7 +1020,7 @@
           <w:color w:val="141414"/>
           <w:sz w:val="24"/>
         </w:rPr>
-        <w:t>*Những phàm nhân ở cõi ấy cả đời sống trong sợ hãi, chỉ biết quỳ rạp dưới chân tượng thần cầu xin mưa thuận gió hòa, run rẩy chấp nhận số phận bị định đoạt bởi sự hỉ nộ vô thường của những kẻ tu tiên.*</w:t>
+        <w:t>*Minh An... vạn năm qua, ta từng chứng kiến vô số thiên kiêu cái thế của các đại tông môn viễn cổ. Bọn họ tu vi thông thiên triệt địa, có thể dời non lấp bể, nhưng khi đối mặt với sự xâm thực của Hư Không Tha Hóa, bọn họ đều chỉ biết tìm đường đào tẩu để bảo toàn mạng sống của riêng mình.*</w:t>
       </w:r>
     </w:p>
     <w:p>
@@ -1200,7 +1035,7 @@
           <w:color w:val="141414"/>
           <w:sz w:val="24"/>
         </w:rPr>
-        <w:t>*Nhưng thế giới này... những con người ở nơi này hoàn toàn khác."*</w:t>
+        <w:t>*Nhưng ngươi... một phàm nhân bằng xương bằng thịt, chưa từng bước vào con đường tu tiên chính thống, lại dám lấy cốt nhục của mình chịu đựng kiếm ý phản chấn, dám một mình đứng chặn cửa lồng lặn để bảo vệ đồng loại.*</w:t>
       </w:r>
     </w:p>
     <w:p>
@@ -1215,7 +1050,7 @@
           <w:color w:val="141414"/>
           <w:sz w:val="24"/>
         </w:rPr>
-        <w:t>Nàng khẽ nghiêng đầu, nhìn dòng xe máy hối hả dưới chân cầu:</w:t>
+        <w:t>*Ngươi đã khiến một tàn hồn viễn cổ như ta phải cúi đầu khâm phục."*</w:t>
       </w:r>
     </w:p>
     <w:p>
@@ -1230,7 +1065,7 @@
           <w:color w:val="141414"/>
           <w:sz w:val="24"/>
         </w:rPr>
-        <w:t>*"Các ngươi không có linh căn, không biết pháp thuật, thân thể mỏng manh chỉ cần một viên đạn hay một tai nạn nhỏ là tan vỡ. Nhưng các ngươi lại dùng chính đôi bàn tay và trí tuệ của mình để tạo dựng nên một cõi nhân gian ấm áp đến nhường này.*</w:t>
+        <w:t>"Lâm Tịch, cô đừng nói nữa, hãy mau nghỉ ngơi đi," tôi đáp, cảm nhận được sự suy kiệt đến bờ vực tan biến của nàng.</w:t>
       </w:r>
     </w:p>
     <w:p>
@@ -1245,7 +1080,7 @@
           <w:color w:val="141414"/>
           <w:sz w:val="24"/>
         </w:rPr>
-        <w:t>*Các ngươi chế tạo ra những lồng thép chịu lực để lặn xuống đáy sâu ba mươi tám mét; các ngươi dùng dây cáp và sóng vô tuyến để kết nối hàng triệu con người; các ngươi thắp sáng màn đêm bằng những ngọn đèn không bao giờ tắt; và quan trọng hơn hết, các ngươi bảo vệ nhau bằng luật lệ, bằng tình thương và sự sẻ chia trách nhiệm.*</w:t>
+        <w:t>*"Nghe ta nói hết đã, thời gian của ta không còn nhiều..."* Giọng Lâm Tịch chùng xuống, trở nên vô cùng trang nghiêm và bi tráng:</w:t>
       </w:r>
     </w:p>
     <w:p>
@@ -1260,7 +1095,7 @@
           <w:color w:val="141414"/>
           <w:sz w:val="24"/>
         </w:rPr>
-        <w:t>*Một thế giới như vậy... thực sự không cần đến những 'tiên nhân' cao ngạo đứng trên đầu chúng sinh để ban ơn hay trừng phạt."*</w:t>
+        <w:t>*"Trưa nay, khi chạm trán với luồng hắc khí dưới đáy sông Nhà Bè, một phần ký ức phong ấn viễn cổ trong thức hải của ta đã được giải mã.*</w:t>
       </w:r>
     </w:p>
     <w:p>
@@ -1275,7 +1110,7 @@
           <w:color w:val="141414"/>
           <w:sz w:val="24"/>
         </w:rPr>
-        <w:t>Nghe những lời tâm sự chân thành từ đáy lòng của Lâm Tịch, tôi cảm thấy một luồng hơi ấm lan tỏa khắp lồng ngực. Nàng không còn là một tàn hồn mang nặng chấp niệm phục thù hay kiêu hãnh của một thời đại đã mất; nàng đã bắt đầu thấu hiểu và tôn trọng vẻ đẹp của thế giới mà tôi đang sống.</w:t>
+        <w:t>*Minh An... thế giới mà ngươi đang sống, hành tinh mà các ngươi gọi là Trái Đất này... thực chất không phải là một cõi phàm trần vô danh.*</w:t>
       </w:r>
     </w:p>
     <w:p>
@@ -1290,7 +1125,7 @@
           <w:color w:val="141414"/>
           <w:sz w:val="24"/>
         </w:rPr>
-        <w:t>*"Minh An, ta có một chuyện cần nói với ngươi..."* Giọng nói của nàng chùng xuống, trở nên yếu ớt hơn một chút.</w:t>
+        <w:t>*Nó chính là **Cõi Giới Phong Ấn Tầng Thứ Sáu** — một nhà tù khổng lồ mà chư vị đại năng viễn cổ năm xưa đã dốc cạn sinh mệnh để thiết lập nhằm phong ấn một bí mật kinh thiên động địa sâu trong lòng đất mẹ!*</w:t>
       </w:r>
     </w:p>
     <w:p>
@@ -1305,7 +1140,7 @@
           <w:color w:val="141414"/>
           <w:sz w:val="24"/>
         </w:rPr>
-        <w:t>"Tôi đang nghe đây, Lâm Tịch."</w:t>
+        <w:t>*Họ đã phong tỏa linh khí, biến nơi này thành cõi mạt pháp để ngăn không cho thế lực Hư Không Tha Hóa định vị tọa độ của cõi này.*</w:t>
       </w:r>
     </w:p>
     <w:p>
@@ -1320,7 +1155,7 @@
           <w:color w:val="141414"/>
           <w:sz w:val="24"/>
         </w:rPr>
-        <w:t>*"Nguồn năng lượng tàn hồn của ta sau ba lần kích hoạt kiếm ý và chỉ dẫn cơ học mở then Thủy Môn đã chạm tới giới hạn cạn kiệt. Nếu tiếp tục duy trì trạng thái thức tỉnh, bản thể nguyên thần của ta sẽ bắt đầu rút tỉa khí huyết của ngươi để bù đắp — điều đó sẽ làm tổn thương nghiêm trọng đến đạo cơ phàm nhân mà ngươi vừa dày công rèn luyện.*</w:t>
+        <w:t>*Thế nhưng... không có phong ấn nào là vĩnh cửu.*</w:t>
       </w:r>
     </w:p>
     <w:p>
@@ -1335,7 +1170,7 @@
           <w:color w:val="141414"/>
           <w:sz w:val="24"/>
         </w:rPr>
-        <w:t>*Vì vậy, lát nữa đây, ta sẽ tiến vào trạng thái **trầm miên** sâu."*</w:t>
+        <w:t>*Sau muôn vàn năm tháng, chu kỳ của đại trận phong ấn tầng thứ sáu đã bắt đầu bước vào thời kỳ suy vi. Vết rạn phong ấn dưới đáy sông Nhà Bè trưa nay... chỉ là tiếng chuông báo tử đầu tiên!*</w:t>
       </w:r>
     </w:p>
     <w:p>
@@ -1350,7 +1185,7 @@
           <w:color w:val="141414"/>
           <w:sz w:val="24"/>
         </w:rPr>
-        <w:t>Tôi thoáng giật mình: "Trầm miên sao? Sẽ kéo dài bao lâu?"</w:t>
+        <w:t>*Trong tương lai, khi các rãnh nứt không gian ngoài biển khơi tiếp tục mở rộng, những vết rạn tương tự sẽ lần lượt bùng phát ở Biển Đông, ở các vùng biển sâu và các cấm địa phong ấn trên khắp địa cầu! Các thế lực tha hóa ngoài vũ trụ sẽ tìm cách gặm nhấm thế giới này!"*</w:t>
       </w:r>
     </w:p>
     <w:p>
@@ -1365,7 +1200,7 @@
           <w:color w:val="141414"/>
           <w:sz w:val="24"/>
         </w:rPr>
-        <w:t>*"Có thể là vài tuần, vài tháng, hoặc lâu hơn nữa tùy thuộc vào tốc độ hồi phục tự nhiên của thức hải,"* Lâm Tịch mỉm cười dịu dàng, ánh mắt nhìn tôi tràn đầy sự tin tưởng: *"Ngươi không cần phải lo lắng. Đây là quy luật tự bảo tồn của nguyên thần viễn cổ. Khi ta ngủ say, ý thức của ta sẽ phong bế hoàn toàn trong chiếc trâm cài ngọc, không làm phiền hay tiêu hao một sợi khí huyết nào của ngươi.*</w:t>
+        <w:t>Từng lời nói của Lâm Tịch như những tia chớp xé toạc màn đêm tăm tối, rọi sáng toàn bộ thế giới quan trước mắt tôi.</w:t>
       </w:r>
     </w:p>
     <w:p>
@@ -1380,7 +1215,7 @@
           <w:color w:val="141414"/>
           <w:sz w:val="24"/>
         </w:rPr>
-        <w:t>*Nhưng điều đó cũng có nghĩa là, từ ngày mai, ngươi sẽ phải tự mình bước đi trên con đường Thể Đạo."*</w:t>
+        <w:t>Quy mô của thế giới không hề dừng lại ở thành phố mười triệu dân này! Một bức tranh vũ trụ tàn khốc, vĩ đại và đầy rẫy hiểm họa diệt vong đang từng bước phát lộ hình hài!</w:t>
       </w:r>
     </w:p>
     <w:p>
@@ -1395,7 +1230,7 @@
           <w:color w:val="141414"/>
           <w:sz w:val="24"/>
         </w:rPr>
-        <w:t>Nàng nghiêm túc dặn dò từng lời, từng chữ khắc sâu vào tâm trí tôi:</w:t>
+        <w:t>*"Năng lượng của ta đã chạm tới ranh giới sụp đổ..."* Bóng hình Lâm Tịch bắt đầu mờ dần, giọng nói nàng đứt quãng như tiếng gió thì thầm: *"Để tránh làm tổn hại đến khí huyết của ngươi và để bản nguyên tàn hồn không bị tiêu tán, lát nữa đây, ta sẽ tiến vào trạng thái **trầm miên sâu** trong chiếc trâm ngọc cổ.*</w:t>
       </w:r>
     </w:p>
     <w:p>
@@ -1410,7 +1245,7 @@
           <w:color w:val="141414"/>
           <w:sz w:val="24"/>
         </w:rPr>
-        <w:t>*"Ngươi hãy nhớ kỹ ba điều này:*</w:t>
+        <w:t>*Giấc ngủ này... có thể kéo dài một năm, mười năm, hoặc lâu hơn nữa.*</w:t>
       </w:r>
     </w:p>
     <w:p>
@@ -1425,7 +1260,7 @@
           <w:color w:val="141414"/>
           <w:sz w:val="24"/>
         </w:rPr>
-        <w:t>*Thứ nhất, Thể Đạo phàm nhân lấy thân xác làm lò luyện, lấy lao động trần thế và tinh thần trách nhiệm làm củi lửa. Đừng bao giờ xa rời cuộc sống hiện thực. Hãy cống hiến trí tuệ cho đời, ăn uống đủ chất dinh dưỡng, hiếu kính cha mẹ và giữ trọn bổn phận của một con người chính trực giữa xã hội.*</w:t>
+        <w:t>*Từ ngày mai, ngươi sẽ phải hoàn toàn cô độc bước đi trên con đường Thể Đạo.*</w:t>
       </w:r>
     </w:p>
     <w:p>
@@ -1440,7 +1275,7 @@
           <w:color w:val="141414"/>
           <w:sz w:val="24"/>
         </w:rPr>
-        <w:t>*Thứ hai, mỗi ngày vào giờ Tý và giờ Mão, hãy duy trì ba chu trình thở Tam Chu Thiên để nuôi dưỡng tủy xương. Khí Huyết Luyện Cốt cốt ở sự bền bỉ, nước chảy đá mòn, tuyệt đối cấm kỵ nóng vội cầu thành.*</w:t>
+        <w:t>*Ngươi hãy nhớ lấy lời dặn cuối cùng này của ta:*</w:t>
       </w:r>
     </w:p>
     <w:p>
@@ -1455,7 +1290,7 @@
           <w:color w:val="141414"/>
           <w:sz w:val="24"/>
         </w:rPr>
-        <w:t>*Và điều cuối cùng... viên Huyết Ngọc Trấn Ba dưới đáy sông Nhà Bè nay đã yên giấc, cơ chế Thủy Môn đã vận hành thông suốt. Bí mật ngàn năm ấy hãy để nó tiếp tục ngủ yên dưới dòng Soài Rạp. Đừng bao giờ ỷ lại vào sức mạnh huyền bí để mưu cầu danh lợi cá nhân."*</w:t>
+        <w:t>*Thể Đạo phàm nhân không dựa vào thiên địa linh khí, mà lấy chính thân xác làm đền đài, lấy ý chí bất khuất làm thần thông! Hãy kiên trì rèn luyện Tam Chu Thiên, rèn giũa xương tủy, hấp thu tinh hoa vạn vật.*</w:t>
       </w:r>
     </w:p>
     <w:p>
@@ -1470,7 +1305,7 @@
           <w:color w:val="141414"/>
           <w:sz w:val="24"/>
         </w:rPr>
-        <w:t>"Tôi hiểu rồi, Lâm Tịch," tôi đáp lại bằng tất cả sự chân thành và kiên định: "Tôi hứa với cô, tôi sẽ rèn luyện chăm chỉ và bảo vệ cuộc sống bình dị này."</w:t>
+        <w:t>*Bởi vì khi vết rạn Biển Đông thực sự bùng nổ... khoa học kỹ thuật hiện đại sẽ bất lực... và ngươi, Minh An... sẽ là bức tường thành duy nhất đứng chắn giữa nhân gian và vực sâu diệt thế!"*</w:t>
       </w:r>
     </w:p>
     <w:p>
@@ -1485,7 +1320,7 @@
           <w:color w:val="141414"/>
           <w:sz w:val="24"/>
         </w:rPr>
-        <w:t>*"Tốt lắm..."*</w:t>
+        <w:t>Nói dứt lời, hư ảnh của Lâm Tịch khẽ nghiêng mình cúi chào tôi một cái chào trang trọng của đạo hữu viễn cổ.</w:t>
       </w:r>
     </w:p>
     <w:p>
@@ -1500,7 +1335,7 @@
           <w:color w:val="141414"/>
           <w:sz w:val="24"/>
         </w:rPr>
-        <w:t>Thanh âm của Lâm Tịch nhỏ dần, nhẹ bẫng như một làn khói sương mùa thu:</w:t>
+        <w:t>Sau đó, toàn bộ bóng hình thanh tao của nàng hóa thành một hạt mầm ánh sáng màu lam nhạt, từ từ thu liễm lại, chìm sâu vào tâm chiếc trâm ngọc cổ nơi sâu thẳm thức hải, phong bế toàn bộ thần niệm, tiến vào một giấc ngủ trầm miên tĩnh lặng tuyệt đối.</w:t>
       </w:r>
     </w:p>
     <w:p>
@@ -1515,37 +1350,7 @@
           <w:color w:val="141414"/>
           <w:sz w:val="24"/>
         </w:rPr>
-        <w:t>*"Minh An... hãy sống cho thật tốt cuộc đời của ngươi nơi nhân gian..."*</w:t>
-      </w:r>
-    </w:p>
-    <w:p>
-      <w:pPr>
-        <w:spacing w:line="300" w:lineRule="auto" w:after="120"/>
-        <w:ind w:firstLine="432"/>
-        <w:jc w:val="both"/>
-      </w:pPr>
-      <w:r>
-        <w:rPr>
-          <w:rFonts w:ascii="Times New Roman" w:hAnsi="Times New Roman"/>
-          <w:color w:val="141414"/>
-          <w:sz w:val="24"/>
-        </w:rPr>
-        <w:t>Dứt lời, bóng hình thanh tao của nàng khẽ mờ đi, hóa thành một đốm sáng trắng ấm áp thu liễm lại sâu thẳm trong thức hải của tôi, rơi vào một giấc ngủ sâu an lành không mộng mị.</w:t>
-      </w:r>
-    </w:p>
-    <w:p>
-      <w:pPr>
-        <w:spacing w:line="300" w:lineRule="auto" w:after="120"/>
-        <w:ind w:firstLine="432"/>
-        <w:jc w:val="both"/>
-      </w:pPr>
-      <w:r>
-        <w:rPr>
-          <w:rFonts w:ascii="Times New Roman" w:hAnsi="Times New Roman"/>
-          <w:color w:val="141414"/>
-          <w:sz w:val="24"/>
-        </w:rPr>
-        <w:t>Không gian tâm thức trở lại vẻ tĩnh lặng tuyệt đối.</w:t>
+        <w:t>Không gian tâm thức trở lại một màu đen tĩnh mịch, trống trải và cô tịch khôn cùng.</w:t>
       </w:r>
     </w:p>
     <w:p>
@@ -1575,7 +1380,7 @@
           <w:color w:val="141414"/>
           <w:sz w:val="24"/>
         </w:rPr>
-        <w:t>Gió đêm mùa thu luồn qua khung cửa sổ phòng trọ, làm lay động tấm rèm vải mỏng. Đèn đường vàng nhạt hắt lên tường những vệt bóng lung linh của cành bàng già trước hiên nhà.</w:t>
+        <w:t>Gió đêm mùa thu lùa qua khung cửa sổ phòng trọ, làm lay động vạt áo thun mỏng. Phía xa xa, tòa tháp Landmark 81 rực rỡ ánh đèn led đa sắc vươn thẳng lên bầu trời đêm, đại lộ Điện Biên Phủ vẫn tấp nập những vệt sáng đèn xe máy, tiếng cười nói râm ran của cư dân thành phố vọng lại ấm áp giữa màn đêm.</w:t>
       </w:r>
     </w:p>
     <w:p>
@@ -1590,7 +1395,7 @@
           <w:color w:val="141414"/>
           <w:sz w:val="24"/>
         </w:rPr>
-        <w:t>Tôi bước xuống chiếu, uống một ngụm nước lọc mát lành rồi ngả lưng xuống chiếc nệm quen thuộc.</w:t>
+        <w:t>Tôi đưa tay nâng chiếc trâm ngọc cổ đang đặt trên mặt bàn làm việc.</w:t>
       </w:r>
     </w:p>
     <w:p>
@@ -1605,7 +1410,7 @@
           <w:color w:val="141414"/>
           <w:sz w:val="24"/>
         </w:rPr>
-        <w:t>Không còn tiếng gầm rít của dòng xoáy đáy sông sâu ba mươi tám mét, không còn sức ép nghẹt thở của áp suất năm mươi tấn lực, chỉ còn tiếng ve muộn rỉ rả trong đêm và tiếng còi tàu xa xăm vọng lại từ phía sông Sài Gòn bình yên.</w:t>
+        <w:t>Cây trâm ngọc lúc này lạnh ngắt, ảm đạm không còn một tia sáng, tựa như một món cổ vật bình thường nằm im lìm trong lòng bàn tay tôi. Không còn thanh âm nhắc nhở điềm đạm của Lâm Tịch, không còn sự bảo bọc của kiếm ý viễn cổ.</w:t>
       </w:r>
     </w:p>
     <w:p>
@@ -1620,7 +1425,67 @@
           <w:color w:val="141414"/>
           <w:sz w:val="24"/>
         </w:rPr>
-        <w:t>Tôi nhắm mắt lại, thả lỏng toàn bộ thân thể, nhẹ nhàng chìm vào một giấc ngủ thật sâu.</w:t>
+        <w:t>Tôi biết, từ giờ phút này trở đi, tôi đã thực sự trở thành một **Người gác cổng cô độc**.</w:t>
+      </w:r>
+    </w:p>
+    <w:p>
+      <w:pPr>
+        <w:spacing w:line="300" w:lineRule="auto" w:after="120"/>
+        <w:ind w:firstLine="432"/>
+        <w:jc w:val="both"/>
+      </w:pPr>
+      <w:r>
+        <w:rPr>
+          <w:rFonts w:ascii="Times New Roman" w:hAnsi="Times New Roman"/>
+          <w:color w:val="141414"/>
+          <w:sz w:val="24"/>
+        </w:rPr>
+        <w:t>Nhưng không có nỗi sợ hãi nào trong tim tôi cả.</w:t>
+      </w:r>
+    </w:p>
+    <w:p>
+      <w:pPr>
+        <w:spacing w:line="300" w:lineRule="auto" w:after="120"/>
+        <w:ind w:firstLine="432"/>
+        <w:jc w:val="both"/>
+      </w:pPr>
+      <w:r>
+        <w:rPr>
+          <w:rFonts w:ascii="Times New Roman" w:hAnsi="Times New Roman"/>
+          <w:color w:val="141414"/>
+          <w:sz w:val="24"/>
+        </w:rPr>
+        <w:t>Tôi nắm chặt chiếc trâm ngọc trong lòng bàn tay, hai cánh tay rạn nứt đang tự hàn gắn từng tấc thịt tấc xương. Dưới ánh đèn đêm của thành phố Sài Gòn năm 2026, ánh mắt tôi sáng ngời một ngọn lửa kiên định không bao giờ tắt.</w:t>
+      </w:r>
+    </w:p>
+    <w:p>
+      <w:pPr>
+        <w:spacing w:line="300" w:lineRule="auto" w:after="120"/>
+        <w:ind w:firstLine="432"/>
+        <w:jc w:val="both"/>
+      </w:pPr>
+      <w:r>
+        <w:rPr>
+          <w:rFonts w:ascii="Times New Roman" w:hAnsi="Times New Roman"/>
+          <w:color w:val="141414"/>
+          <w:sz w:val="24"/>
+        </w:rPr>
+        <w:t>Một thế giới tươi đẹp đến nhường này, một cõi nhân gian ấm áp và kiên cường đến nhường này...</w:t>
+      </w:r>
+    </w:p>
+    <w:p>
+      <w:pPr>
+        <w:spacing w:line="300" w:lineRule="auto" w:after="120"/>
+        <w:ind w:firstLine="432"/>
+        <w:jc w:val="both"/>
+      </w:pPr>
+      <w:r>
+        <w:rPr>
+          <w:rFonts w:ascii="Times New Roman" w:hAnsi="Times New Roman"/>
+          <w:color w:val="141414"/>
+          <w:sz w:val="24"/>
+        </w:rPr>
+        <w:t>Tôi nhất định sẽ dùng đôi bàn tay phàm trần này để bảo vệ đến cùng!</w:t>
       </w:r>
     </w:p>
     <w:sectPr>

--- a/manuscript/word/volume_01/arc_01/ch_045.docx
+++ b/manuscript/word/volume_01/arc_01/ch_045.docx
@@ -15,7 +15,7 @@
         </w:rPr>
         <w:t>PHÁ TRỜI</w:t>
         <w:br/>
-        <w:t>CHƯƠNG 45: LÂM TỊCH TRẦM MIÊN VÀ NGƯỜI GÁC CỔNG CÔ ĐỘC</w:t>
+        <w:t>CHƯƠNG 45</w:t>
       </w:r>
     </w:p>
     <w:p>
@@ -165,7 +165,7 @@
           <w:color w:val="141414"/>
           <w:sz w:val="24"/>
         </w:rPr>
-        <w:t>word_count: 3120</w:t>
+        <w:t>word_count: 3292</w:t>
       </w:r>
     </w:p>
     <w:p>
@@ -630,7 +630,7 @@
           <w:color w:val="141414"/>
           <w:sz w:val="24"/>
         </w:rPr>
-        <w:t>*"Báo cáo Giám đốc Minh An, toàn bộ các trạm quan trắc địa kỹ thuật tại Ba Son, Thủ Thiêm và Nhà Bè đã được thiết lập chế độ cô lập dữ liệu theo lệnh của Hội đồng Khoa học. Em đã chuyển đổi toàn bộ thuật toán phân tích về trạng thái thụ động. Kính gửi anh duyệt biên bản đóng hồ sơ sự cố."*</w:t>
+        <w:t>*"Báo cáo Giám đốc Minh An, toàn bộ các trạm quan trắc địa kỹ thuật tại Ba Son, Thủ Thiêm và Nhà Bè đã được thiết lập chế độ cô lập dữ liệu theo lệnh của Hội đồng Khoa học. Nhóm kỹ thuật đã chuyển đổi toàn bộ thuật toán phân tích về trạng thái thụ động. Kính gửi Giám đốc duyệt biên bản đóng hồ sơ sự cố. — Kỹ sư Tuấn."*</w:t>
       </w:r>
     </w:p>
     <w:p>
